--- a/acts-sermons/docx/25_2027-04-04_돈으로살수없는하나님의선물_행8장9-25절.docx
+++ b/acts-sermons/docx/25_2027-04-04_돈으로살수없는하나님의선물_행8장9-25절.docx
@@ -433,7 +433,7 @@
           <w:sz w:val="24"/>
           <w:szCs w:val="24"/>
         </w:rPr>
-        <w:t xml:space="preserve">조사 결과 드러난 원인은 충격적이었습니다. 처음 설계와 달리 용도를 바꾸고, 기둥을 줄이고, 무거운 설비를 옥상에 올리는 등 무리한 변경이 이어졌습니다. 사고 당일 이미 건물 곳곳에서 균열과 이상 징후가 나타났지만, 영업을 멈추지 않았습니다. 더 크고 화려하게 보이고 더 많이 벌고 싶은 욕심이 기둥을 갉아먹고 있었던 것입니다. 겉으로는 서울에서 가장 화려한 백화점 가운데 하나였지만, 속은 무너지고 있었습니다. 사람의 마음도 그렇습니다. 겉으로 보이는 신앙이 아무리 화려해도, 속에서 자기 영광을 구하는 욕심이 자라면 언젠가 무너집니다.</w:t>
+        <w:t xml:space="preserve">조사 결과 드러난 원인은 충격적이었습니다. 처음 설계와 달리 층을 올리고 용도를 바꾸고, 기둥을 가늘게 하고, 무거운 설비를 옥상에 올리는 등 무리한 변경이 이어졌습니다. 사고 당일 이미 건물 곳곳에서 균열과 이상 징후가 나타났지만, 영업을 멈추지 않았습니다. 더 크고 화려하게 보이고 더 많이 벌고 싶은 욕심이 기둥을 갉아먹고 있었던 것입니다. 겉으로는 서울에서 가장 화려한 백화점 가운데 하나였지만, 속은 무너지고 있었습니다. 사람의 마음도 그렇습니다. 겉으로 보이는 신앙이 아무리 화려해도, 속에서 자기 영광을 구하는 욕심이 자라면 언젠가 무너집니다.</w:t>
       </w:r>
     </w:p>
     <w:p>

--- a/acts-sermons/docx/25_2027-04-04_돈으로살수없는하나님의선물_행8장9-25절.docx
+++ b/acts-sermons/docx/25_2027-04-04_돈으로살수없는하나님의선물_행8장9-25절.docx
@@ -990,33 +990,33 @@
           <w:sz w:val="24"/>
           <w:szCs w:val="24"/>
         </w:rPr>
-        <w:t xml:space="preserve">역대하 33장에는 유다 역사상 가장 악한 왕 가운데 하나였던 므낫세의 이야기가 나옵니다. 그는 아버지 히스기야가 헐어 버린 산당들을 다시 세우고, 바알을 위하여 제단을 쌓고, 여호와의 성전에까지 우상을 두었습니다. 자기 아들들을 불 가운데로 지나가게 하고, 점치고 사술을 행하며 신접한 자를 신임했습니다. 그는 마술과 사술에 빠진 왕이었습니다.</w:t>
-      </w:r>
-    </w:p>
-    <w:p>
-      <w:pPr>
-        <w:spacing w:after="160" w:line="360"/>
-      </w:pPr>
-      <w:r>
-        <w:rPr>
-          <w:rFonts w:ascii="맑은 고딕" w:cs="맑은 고딕" w:eastAsia="맑은 고딕" w:hAnsi="맑은 고딕"/>
-          <w:sz w:val="24"/>
-          <w:szCs w:val="24"/>
-        </w:rPr>
-        <w:t xml:space="preserve">하나님은 그를 그냥 두지 않으셨습니다. 앗수르 군대 지휘관들이 므낫세를 사로잡아 쇠사슬로 결박하여 바벨론으로 끌고 갔습니다. 높은 왕좌에서 쇠사슬에 묶인 포로로 떨어진 것입니다. 그런데 바로 그곳에서 놀라운 일이 일어납니다. ‘그가 환난을 당하여 그의 하나님 여호와께 간구하여 그의 조상들의 하나님 앞에서 크게 겸손하여 기도하였으므로’(대하 33:12-13).</w:t>
-      </w:r>
-    </w:p>
-    <w:p>
-      <w:pPr>
-        <w:spacing w:after="160" w:line="360"/>
-      </w:pPr>
-      <w:r>
-        <w:rPr>
-          <w:rFonts w:ascii="맑은 고딕" w:cs="맑은 고딕" w:eastAsia="맑은 고딕" w:hAnsi="맑은 고딕"/>
-          <w:sz w:val="24"/>
-          <w:szCs w:val="24"/>
-        </w:rPr>
-        <w:t xml:space="preserve">하나님은 그 기도를 받으시고 그의 간구를 들으셔서 그를 다시 예루살렘으로 돌아오게 하셨습니다. 그제서야 므낫세는 ‘여호와께서 하나님이신 줄을 알았다’고 성경은 말합니다. 마술과 우상에 빠졌던 왕도 회개하고 기도할 때 하나님은 받아 주셨습니다. 베드로가 시몬에게 열어 준 길이 바로 이 길이었습니다.</w:t>
+        <w:t xml:space="preserve">누가복음 19장의 삭개오도 돈에 마음이 붙들린 사람이었습니다. 그는 여리고의 세리장이요 부자였습니다. 로마를 위해 동족에게 세금을 거두며 재산을 모았고, 사람들은 그를 죄인이라 불렀습니다. 그런 그가 예수님이 어떤 분인지 보고자 했으나 키가 작고 사람이 많아 볼 수 없자, 앞으로 달려가 뽕나무에 올라갔습니다.</w:t>
+      </w:r>
+    </w:p>
+    <w:p>
+      <w:pPr>
+        <w:spacing w:after="160" w:line="360"/>
+      </w:pPr>
+      <w:r>
+        <w:rPr>
+          <w:rFonts w:ascii="맑은 고딕" w:cs="맑은 고딕" w:eastAsia="맑은 고딕" w:hAnsi="맑은 고딕"/>
+          <w:sz w:val="24"/>
+          <w:szCs w:val="24"/>
+        </w:rPr>
+        <w:t xml:space="preserve">예수님은 그곳에 이르러 쳐다보시고 말씀하셨습니다. “삭개오야 속히 내려오라 오늘 내가 네 집에 유하여야 하겠다”(눅 19:5). 사람들은 예수님이 죄인의 집에 들어가셨다고 수군거렸습니다. 그러나 은혜를 만난 삭개오는 서서 이렇게 고백했습니다. “주여 보시옵소서 내 소유의 절반을 가난한 자들에게 주겠사오며 만일 누구의 것을 속여 빼앗은 일이 있으면 네 갑절이나 갚겠나이다”(눅 19:8).</w:t>
+      </w:r>
+    </w:p>
+    <w:p>
+      <w:pPr>
+        <w:spacing w:after="160" w:line="360"/>
+      </w:pPr>
+      <w:r>
+        <w:rPr>
+          <w:rFonts w:ascii="맑은 고딕" w:cs="맑은 고딕" w:eastAsia="맑은 고딕" w:hAnsi="맑은 고딕"/>
+          <w:sz w:val="24"/>
+          <w:szCs w:val="24"/>
+        </w:rPr>
+        <w:t xml:space="preserve">순서를 보십시오. 삭개오는 돈을 내고 구원을 산 것이 아닙니다. 주님이 먼저 그를 찾아오셨고, 그 은혜가 돈에 묶인 마음을 풀어 놓았습니다. 예수님은 말씀하셨습니다. “오늘 구원이 이 집에 이르렀으니”(눅 19:9). 시몬은 돈으로 은혜를 사려 했고, 삭개오는 값없는 은혜를 받고 돈을 내려놓았습니다. 마음이 바르지 못한 사람이 갈 길은 변명이 아니라 주님 앞에서 돌이키는 회개입니다. 베드로가 시몬에게 열어 준 길이 바로 이 길이었습니다.</w:t>
       </w:r>
     </w:p>
     <w:p>
@@ -1131,7 +1131,7 @@
           <w:sz w:val="24"/>
           <w:szCs w:val="24"/>
         </w:rPr>
-        <w:t xml:space="preserve">이번 주에 하루 저녁을 정해 조용한 시간을 가지십시오. 시편 139편 23-24절, ‘하나님이여 나를 살피사 내 마음을 아시며 나를 시험하사 내 뜻을 아옵소서’를 읽고 기도하십시오. 그리고 성령께서 생각나게 하시는 죄를 하나씩 고백하십시오. 하나님은 므낫세를 받아 주신 하나님이십니다. 여러분도 받아 주실 것입니다.</w:t>
+        <w:t xml:space="preserve">이번 주에 하루 저녁을 정해 조용한 시간을 가지십시오. 시편 139편 23-24절, ‘하나님이여 나를 살피사 내 마음을 아시며 나를 시험하사 내 뜻을 아옵소서’를 읽고 기도하십시오. 그리고 성령께서 생각나게 하시는 죄를 하나씩 고백하십시오. 주님은 삭개오를 찾아가신 주님이십니다. 여러분도 받아 주실 것입니다.</w:t>
       </w:r>
     </w:p>
     <w:p>
@@ -1285,7 +1285,7 @@
           <w:sz w:val="24"/>
           <w:szCs w:val="24"/>
         </w:rPr>
-        <w:t xml:space="preserve">성령이여, 저희 마음을 살피시고 바르지 못한 것을 드러내 주옵소서. 므낫세를 받아 주신 그 은혜로 저희의 회개도 받아 주시고, 그리스도의 피로 값 주고 사신 저희가 감사함으로 주님을 섬기게 하옵소서. 예수 그리스도의 이름으로 기도드립니다. 아멘.</w:t>
+        <w:t xml:space="preserve">성령이여, 저희 마음을 살피시고 바르지 못한 것을 드러내 주옵소서. 삭개오를 찾아가신 그 은혜로 저희의 회개도 받아 주시고, 그리스도의 피로 값 주고 사신 저희가 감사함으로 주님을 섬기게 하옵소서. 예수 그리스도의 이름으로 기도드립니다. 아멘.</w:t>
       </w:r>
     </w:p>
     <w:sectPr>

--- a/acts-sermons/docx/25_2027-04-04_돈으로살수없는하나님의선물_행8장9-25절.docx
+++ b/acts-sermons/docx/25_2027-04-04_돈으로살수없는하나님의선물_행8장9-25절.docx
@@ -369,7 +369,7 @@
           <w:sz w:val="24"/>
           <w:szCs w:val="24"/>
         </w:rPr>
-        <w:t xml:space="preserve">사무엘이 그를 책망하자 사울은 변명합니다. ‘백성이 여호와께 제사하려고 가장 좋은 것을 남겼습니다.’ 그때 사무엘은 유명한 말씀을 남깁니다. ‘순종이 제사보다 낫고 듣는 것이 숫양의 기름보다 나으니’(삼상 15:22). 하나님은 사울을 버려 왕이 되지 못하게 하셨습니다.</w:t>
+        <w:t xml:space="preserve">사무엘이 그를 책망하자 사울은 백성이 여호와께 제사하려고 양들과 소들의 가장 좋은 것을 남겼다고 변명합니다(삼상 15:15). 그때 사무엘은 유명한 말씀을 남깁니다. ‘순종이 제사보다 낫고 듣는 것이 숫양의 기름보다 나으니’(삼상 15:22). 하나님은 사울을 버려 왕이 되지 못하게 하셨습니다.</w:t>
       </w:r>
     </w:p>
     <w:p>
@@ -699,7 +699,7 @@
           <w:sz w:val="24"/>
           <w:szCs w:val="24"/>
         </w:rPr>
-        <w:t xml:space="preserve">그런데 아브람은 이렇게 대답합니다. ‘네게 속한 것은 실 한 오라기나 들메끈 한 가닥도 내가 가지지 아니하리라 네가 아브람으로 치부하게 하였다 할까 하여 내가 천지의 주재시요 지극히 높으신 하나님 여호와께 손을 들어 맹세하노니’(창 14:22-23). 아브람은 자기를 부요하게 하실 분은 오직 하나님뿐이라는 것을 알았습니다. 하나님의 복을 사람의 돈과 섞지 않으려 한 것입니다. 시몬은 돈으로 하나님의 선물을 사려 했고, 아브람은 하나님의 선물 외에는 아무것도 받지 않으려 했습니다.</w:t>
+        <w:t xml:space="preserve">그런데 아브람은 이렇게 대답합니다. ‘천지의 주재이시요 지극히 높으신 하나님 여호와께 내가 손을 들어 맹세하노니 네 말이 내가 아브람으로 치부하게 하였다 할까 하여 네게 속한 것은 실 한 오라기나 신발 끈 한 가닥도 내가 가지지 아니하리라’(창 14:22-23). 아브람은 자기를 부요하게 하실 분은 오직 하나님뿐이라는 것을 알았습니다. 하나님의 복을 사람의 돈과 섞지 않으려 한 것입니다. 시몬은 돈으로 하나님의 선물을 사려 했고, 아브람은 하나님의 선물 외에는 아무것도 받지 않으려 했습니다.</w:t>
       </w:r>
     </w:p>
     <w:p>
@@ -990,7 +990,7 @@
           <w:sz w:val="24"/>
           <w:szCs w:val="24"/>
         </w:rPr>
-        <w:t xml:space="preserve">누가복음 19장의 삭개오도 돈에 마음이 붙들린 사람이었습니다. 그는 여리고의 세리장이요 부자였습니다. 로마를 위해 동족에게 세금을 거두며 재산을 모았고, 사람들은 그를 죄인이라 불렀습니다. 그런 그가 예수님이 어떤 분인지 보고자 했으나 키가 작고 사람이 많아 볼 수 없자, 앞으로 달려가 뽕나무에 올라갔습니다.</w:t>
+        <w:t xml:space="preserve">누가복음 19장의 삭개오도 돈에 마음이 붙들린 사람이었습니다. 그는 여리고의 세리장이요 부자였습니다. 로마를 위해 동족에게 세금을 거두며 재산을 모았고, 사람들은 그를 죄인이라 불렀습니다. 그런 그가 예수님이 어떤 분인지 보고자 했으나 키가 작고 사람이 많아 볼 수 없자, 앞으로 달려가 돌무화과나무에 올라갔습니다.</w:t>
       </w:r>
     </w:p>
     <w:p>
